--- a/ai/translator.docx
+++ b/ai/translator.docx
@@ -1,6 +1,6 @@
 
 <file path=word/document.xml><?xml version="1.0" encoding="utf-8"?>
-<w:document xmlns:wpc="http://schemas.microsoft.com/office/word/2010/wordprocessingCanvas" xmlns:cx="http://schemas.microsoft.com/office/drawing/2014/chartex" xmlns:cx1="http://schemas.microsoft.com/office/drawing/2015/9/8/chartex" xmlns:cx2="http://schemas.microsoft.com/office/drawing/2015/10/21/chartex" xmlns:cx3="http://schemas.microsoft.com/office/drawing/2016/5/9/chartex" xmlns:cx4="http://schemas.microsoft.com/office/drawing/2016/5/10/chartex" xmlns:cx5="http://schemas.microsoft.com/office/drawing/2016/5/11/chartex" xmlns:cx6="http://schemas.microsoft.com/office/drawing/2016/5/12/chartex" xmlns:cx7="http://schemas.microsoft.com/office/drawing/2016/5/13/chartex" xmlns:cx8="http://schemas.microsoft.com/office/drawing/2016/5/14/chartex" xmlns:mc="http://schemas.openxmlformats.org/markup-compatibility/2006" xmlns:aink="http://schemas.microsoft.com/office/drawing/2016/ink" xmlns:am3d="http://schemas.microsoft.com/office/drawing/2017/model3d" xmlns:o="urn:schemas-microsoft-com:office:office" xmlns:oel="http://schemas.microsoft.com/office/2019/extlst" xmlns:r="http://schemas.openxmlformats.org/officeDocument/2006/relationships" xmlns:m="http://schemas.openxmlformats.org/officeDocument/2006/math" xmlns:v="urn:schemas-microsoft-com:vml" xmlns:wp14="http://schemas.microsoft.com/office/word/2010/wordprocessingDrawing" xmlns:wp="http://schemas.openxmlformats.org/drawingml/2006/wordprocessingDrawing" xmlns:w10="urn:schemas-microsoft-com:office:word" xmlns:w="http://schemas.openxmlformats.org/wordprocessingml/2006/main" xmlns:w14="http://schemas.microsoft.com/office/word/2010/wordml" xmlns:w15="http://schemas.microsoft.com/office/word/2012/wordml" xmlns:w16cex="http://schemas.microsoft.com/office/word/2018/wordml/cex" xmlns:w16cid="http://schemas.microsoft.com/office/word/2016/wordml/cid" xmlns:w16="http://schemas.microsoft.com/office/word/2018/wordml" xmlns:w16sdtdh="http://schemas.microsoft.com/office/word/2020/wordml/sdtdatahash" xmlns:w16se="http://schemas.microsoft.com/office/word/2015/wordml/symex" xmlns:wpg="http://schemas.microsoft.com/office/word/2010/wordprocessingGroup" xmlns:wpi="http://schemas.microsoft.com/office/word/2010/wordprocessingInk" xmlns:wne="http://schemas.microsoft.com/office/word/2006/wordml" xmlns:wps="http://schemas.microsoft.com/office/word/2010/wordprocessingShape" mc:Ignorable="w14 w15 w16se w16cid w16 w16cex w16sdtdh wp14">
+<w:document xmlns:wpc="http://schemas.microsoft.com/office/word/2010/wordprocessingCanvas" xmlns:cx="http://schemas.microsoft.com/office/drawing/2014/chartex" xmlns:cx1="http://schemas.microsoft.com/office/drawing/2015/9/8/chartex" xmlns:cx2="http://schemas.microsoft.com/office/drawing/2015/10/21/chartex" xmlns:cx3="http://schemas.microsoft.com/office/drawing/2016/5/9/chartex" xmlns:cx4="http://schemas.microsoft.com/office/drawing/2016/5/10/chartex" xmlns:cx5="http://schemas.microsoft.com/office/drawing/2016/5/11/chartex" xmlns:cx6="http://schemas.microsoft.com/office/drawing/2016/5/12/chartex" xmlns:cx7="http://schemas.microsoft.com/office/drawing/2016/5/13/chartex" xmlns:cx8="http://schemas.microsoft.com/office/drawing/2016/5/14/chartex" xmlns:mc="http://schemas.openxmlformats.org/markup-compatibility/2006" xmlns:aink="http://schemas.microsoft.com/office/drawing/2016/ink" xmlns:am3d="http://schemas.microsoft.com/office/drawing/2017/model3d" xmlns:o="urn:schemas-microsoft-com:office:office" xmlns:oel="http://schemas.microsoft.com/office/2019/extlst" xmlns:r="http://schemas.openxmlformats.org/officeDocument/2006/relationships" xmlns:m="http://schemas.openxmlformats.org/officeDocument/2006/math" xmlns:v="urn:schemas-microsoft-com:vml" xmlns:wp14="http://schemas.microsoft.com/office/word/2010/wordprocessingDrawing" xmlns:wp="http://schemas.openxmlformats.org/drawingml/2006/wordprocessingDrawing" xmlns:w10="urn:schemas-microsoft-com:office:word" xmlns:w="http://schemas.openxmlformats.org/wordprocessingml/2006/main" xmlns:w14="http://schemas.microsoft.com/office/word/2010/wordml" xmlns:w15="http://schemas.microsoft.com/office/word/2012/wordml" xmlns:w16cex="http://schemas.microsoft.com/office/word/2018/wordml/cex" xmlns:w16cid="http://schemas.microsoft.com/office/word/2016/wordml/cid" xmlns:w16="http://schemas.microsoft.com/office/word/2018/wordml" xmlns:w16du="http://schemas.microsoft.com/office/word/2023/wordml/word16du" xmlns:w16sdtdh="http://schemas.microsoft.com/office/word/2020/wordml/sdtdatahash" xmlns:w16sdtfl="http://schemas.microsoft.com/office/word/2024/wordml/sdtformatlock" xmlns:w16se="http://schemas.microsoft.com/office/word/2015/wordml/symex" xmlns:wpg="http://schemas.microsoft.com/office/word/2010/wordprocessingGroup" xmlns:wpi="http://schemas.microsoft.com/office/word/2010/wordprocessingInk" xmlns:wne="http://schemas.microsoft.com/office/word/2006/wordml" xmlns:wps="http://schemas.microsoft.com/office/word/2010/wordprocessingShape" mc:Ignorable="w14 w15 w16se w16cid w16 w16cex w16sdtdh w16sdtfl w16du wp14">
   <w:body>
     <w:p>
       <w:pPr>
@@ -353,17 +353,7 @@
           <w:sz w:val="32"/>
           <w:szCs w:val="32"/>
         </w:rPr>
-        <w:t>Conver</w:t>
-      </w:r>
-      <w:r>
-        <w:rPr>
-          <w:rFonts w:ascii="Arial" w:hAnsi="Arial" w:cs="Arial"/>
-          <w:i/>
-          <w:iCs/>
-          <w:sz w:val="32"/>
-          <w:szCs w:val="32"/>
-        </w:rPr>
-        <w:t>t what you say into text.</w:t>
+        <w:t>Convert what you say into text.</w:t>
       </w:r>
     </w:p>
     <w:p>
@@ -901,6 +891,33 @@
         </w:rPr>
         <w:t>Press the green flag and say something into the mic…</w:t>
       </w:r>
+      <w:r>
+        <w:rPr>
+          <w:i/>
+          <w:sz w:val="32"/>
+          <w:szCs w:val="32"/>
+        </w:rPr>
+        <w:br/>
+        <w:t xml:space="preserve">The words appear in the </w:t>
+      </w:r>
+      <w:r>
+        <w:rPr>
+          <w:b/>
+          <w:bCs/>
+          <w:i/>
+          <w:sz w:val="32"/>
+          <w:szCs w:val="32"/>
+        </w:rPr>
+        <w:t>text</w:t>
+      </w:r>
+      <w:r>
+        <w:rPr>
+          <w:i/>
+          <w:sz w:val="32"/>
+          <w:szCs w:val="32"/>
+        </w:rPr>
+        <w:t xml:space="preserve"> variable.</w:t>
+      </w:r>
     </w:p>
     <w:p>
       <w:pPr>
@@ -945,40 +962,19 @@
       </w:pPr>
       <w:r>
         <w:rPr>
-          <w:rFonts w:ascii="Arial" w:hAnsi="Arial" w:cs="Arial"/>
-          <w:i/>
-          <w:iCs/>
-          <w:sz w:val="32"/>
-          <w:szCs w:val="32"/>
-        </w:rPr>
-        <w:t>Make the computer speak</w:t>
-      </w:r>
-    </w:p>
-    <w:p>
-      <w:pPr>
-        <w:rPr>
-          <w:rFonts w:ascii="Arial Rounded MT Bold" w:hAnsi="Arial Rounded MT Bold"/>
-          <w:b/>
-          <w:bCs/>
-          <w:sz w:val="36"/>
-          <w:szCs w:val="36"/>
-        </w:rPr>
-      </w:pPr>
-      <w:r>
-        <w:rPr>
           <w:rFonts w:ascii="Arial Rounded MT Bold" w:hAnsi="Arial Rounded MT Bold"/>
           <w:noProof/>
           <w:sz w:val="28"/>
           <w:szCs w:val="28"/>
         </w:rPr>
         <w:drawing>
-          <wp:anchor distT="0" distB="0" distL="114300" distR="114300" simplePos="0" relativeHeight="251702272" behindDoc="1" locked="0" layoutInCell="1" allowOverlap="1" wp14:anchorId="6293DF2B" wp14:editId="1EE773F1">
+          <wp:anchor distT="0" distB="0" distL="114300" distR="114300" simplePos="0" relativeHeight="251702272" behindDoc="1" locked="0" layoutInCell="1" allowOverlap="1" wp14:anchorId="6293DF2B" wp14:editId="6B4353DB">
             <wp:simplePos x="0" y="0"/>
             <wp:positionH relativeFrom="column">
               <wp:posOffset>4481830</wp:posOffset>
             </wp:positionH>
             <wp:positionV relativeFrom="paragraph">
-              <wp:posOffset>125730</wp:posOffset>
+              <wp:posOffset>169717</wp:posOffset>
             </wp:positionV>
             <wp:extent cx="1561465" cy="651510"/>
             <wp:effectExtent l="0" t="0" r="635" b="0"/>
@@ -1035,6 +1031,27 @@
           </wp:anchor>
         </w:drawing>
       </w:r>
+      <w:r>
+        <w:rPr>
+          <w:rFonts w:ascii="Arial" w:hAnsi="Arial" w:cs="Arial"/>
+          <w:i/>
+          <w:iCs/>
+          <w:sz w:val="32"/>
+          <w:szCs w:val="32"/>
+        </w:rPr>
+        <w:t>Make the computer speak</w:t>
+      </w:r>
+    </w:p>
+    <w:p>
+      <w:pPr>
+        <w:rPr>
+          <w:rFonts w:ascii="Arial Rounded MT Bold" w:hAnsi="Arial Rounded MT Bold"/>
+          <w:b/>
+          <w:bCs/>
+          <w:sz w:val="36"/>
+          <w:szCs w:val="36"/>
+        </w:rPr>
+      </w:pPr>
       <w:r>
         <w:rPr>
           <w:rFonts w:ascii="Arial Rounded MT Bold" w:hAnsi="Arial Rounded MT Bold"/>
@@ -1144,17 +1161,7 @@
           <w:sz w:val="28"/>
           <w:szCs w:val="28"/>
         </w:rPr>
-        <w:t xml:space="preserve">Text to </w:t>
-      </w:r>
-      <w:r>
-        <w:rPr>
-          <w:rFonts w:ascii="Arial Rounded MT Bold" w:hAnsi="Arial Rounded MT Bold"/>
-          <w:b/>
-          <w:bCs/>
-          <w:sz w:val="28"/>
-          <w:szCs w:val="28"/>
-        </w:rPr>
-        <w:t>Speech</w:t>
+        <w:t>Text to Speech</w:t>
       </w:r>
       <w:r>
         <w:rPr>
@@ -1168,6 +1175,41 @@
     <w:p>
       <w:pPr>
         <w:pStyle w:val="ListParagraph"/>
+        <w:numPr>
+          <w:ilvl w:val="0"/>
+          <w:numId w:val="11"/>
+        </w:numPr>
+        <w:rPr>
+          <w:rFonts w:ascii="Arial Rounded MT Bold" w:hAnsi="Arial Rounded MT Bold"/>
+          <w:sz w:val="28"/>
+          <w:szCs w:val="28"/>
+        </w:rPr>
+      </w:pPr>
+      <w:r>
+        <w:rPr>
+          <w:rFonts w:ascii="Arial Rounded MT Bold" w:hAnsi="Arial Rounded MT Bold"/>
+          <w:sz w:val="28"/>
+          <w:szCs w:val="28"/>
+        </w:rPr>
+        <w:t>Add code to the end to speak what you said.</w:t>
+      </w:r>
+    </w:p>
+    <w:p>
+      <w:pPr>
+        <w:rPr>
+          <w:rFonts w:ascii="Arial Rounded MT Bold" w:hAnsi="Arial Rounded MT Bold"/>
+          <w:sz w:val="28"/>
+          <w:szCs w:val="28"/>
+        </w:rPr>
+      </w:pPr>
+    </w:p>
+    <w:p>
+      <w:pPr>
+        <w:pStyle w:val="ListParagraph"/>
+        <w:numPr>
+          <w:ilvl w:val="0"/>
+          <w:numId w:val="11"/>
+        </w:numPr>
         <w:rPr>
           <w:rFonts w:ascii="Arial Rounded MT Bold" w:hAnsi="Arial Rounded MT Bold"/>
           <w:sz w:val="28"/>
@@ -1179,13 +1221,13 @@
           <w:noProof/>
         </w:rPr>
         <w:drawing>
-          <wp:anchor distT="0" distB="0" distL="114300" distR="114300" simplePos="0" relativeHeight="251705344" behindDoc="1" locked="0" layoutInCell="1" allowOverlap="1" wp14:anchorId="5B1953F9" wp14:editId="689EA6E1">
+          <wp:anchor distT="0" distB="0" distL="114300" distR="114300" simplePos="0" relativeHeight="251705344" behindDoc="1" locked="0" layoutInCell="1" allowOverlap="1" wp14:anchorId="5B1953F9" wp14:editId="13B0A38D">
             <wp:simplePos x="0" y="0"/>
             <wp:positionH relativeFrom="column">
-              <wp:posOffset>4486761</wp:posOffset>
+              <wp:posOffset>4477038</wp:posOffset>
             </wp:positionH>
             <wp:positionV relativeFrom="paragraph">
-              <wp:posOffset>104991</wp:posOffset>
+              <wp:posOffset>-515159</wp:posOffset>
             </wp:positionV>
             <wp:extent cx="1858010" cy="1026795"/>
             <wp:effectExtent l="0" t="0" r="0" b="1905"/>
@@ -1242,89 +1284,35 @@
           </wp:anchor>
         </w:drawing>
       </w:r>
+      <w:r>
+        <w:rPr>
+          <w:rFonts w:ascii="Arial Rounded MT Bold" w:hAnsi="Arial Rounded MT Bold"/>
+          <w:sz w:val="28"/>
+          <w:szCs w:val="28"/>
+        </w:rPr>
+        <w:t>Try</w:t>
+      </w:r>
+      <w:r>
+        <w:rPr>
+          <w:rFonts w:ascii="Arial Rounded MT Bold" w:hAnsi="Arial Rounded MT Bold"/>
+          <w:sz w:val="28"/>
+          <w:szCs w:val="28"/>
+        </w:rPr>
+        <w:t xml:space="preserve"> changing the voice before it speaks.</w:t>
+      </w:r>
+      <w:r>
+        <w:rPr>
+          <w:rFonts w:ascii="Arial Rounded MT Bold" w:hAnsi="Arial Rounded MT Bold"/>
+          <w:noProof/>
+          <w:sz w:val="28"/>
+          <w:szCs w:val="28"/>
+        </w:rPr>
+        <w:t xml:space="preserve"> </w:t>
+      </w:r>
     </w:p>
     <w:p>
       <w:pPr>
         <w:pStyle w:val="ListParagraph"/>
-        <w:numPr>
-          <w:ilvl w:val="0"/>
-          <w:numId w:val="11"/>
-        </w:numPr>
-        <w:rPr>
-          <w:rFonts w:ascii="Arial Rounded MT Bold" w:hAnsi="Arial Rounded MT Bold"/>
-          <w:sz w:val="28"/>
-          <w:szCs w:val="28"/>
-        </w:rPr>
-      </w:pPr>
-      <w:r>
-        <w:rPr>
-          <w:rFonts w:ascii="Arial Rounded MT Bold" w:hAnsi="Arial Rounded MT Bold"/>
-          <w:sz w:val="28"/>
-          <w:szCs w:val="28"/>
-        </w:rPr>
-        <w:t>Add code to the end to speak what you said.</w:t>
-      </w:r>
-    </w:p>
-    <w:p>
-      <w:pPr>
-        <w:rPr>
-          <w:rFonts w:ascii="Arial Rounded MT Bold" w:hAnsi="Arial Rounded MT Bold"/>
-          <w:sz w:val="28"/>
-          <w:szCs w:val="28"/>
-        </w:rPr>
-      </w:pPr>
-    </w:p>
-    <w:p>
-      <w:pPr>
-        <w:pStyle w:val="ListParagraph"/>
-        <w:numPr>
-          <w:ilvl w:val="0"/>
-          <w:numId w:val="11"/>
-        </w:numPr>
-        <w:rPr>
-          <w:rFonts w:ascii="Arial Rounded MT Bold" w:hAnsi="Arial Rounded MT Bold"/>
-          <w:sz w:val="28"/>
-          <w:szCs w:val="28"/>
-        </w:rPr>
-      </w:pPr>
-      <w:r>
-        <w:rPr>
-          <w:rFonts w:ascii="Arial Rounded MT Bold" w:hAnsi="Arial Rounded MT Bold"/>
-          <w:sz w:val="28"/>
-          <w:szCs w:val="28"/>
-        </w:rPr>
-        <w:t>Try</w:t>
-      </w:r>
-      <w:r>
-        <w:rPr>
-          <w:rFonts w:ascii="Arial Rounded MT Bold" w:hAnsi="Arial Rounded MT Bold"/>
-          <w:sz w:val="28"/>
-          <w:szCs w:val="28"/>
-        </w:rPr>
-        <w:t xml:space="preserve"> changing the voice before it speaks.</w:t>
-      </w:r>
-      <w:r>
-        <w:rPr>
-          <w:rFonts w:ascii="Arial Rounded MT Bold" w:hAnsi="Arial Rounded MT Bold"/>
-          <w:noProof/>
-          <w:sz w:val="28"/>
-          <w:szCs w:val="28"/>
-        </w:rPr>
-        <w:t xml:space="preserve"> </w:t>
-      </w:r>
-    </w:p>
-    <w:p>
-      <w:pPr>
-        <w:pStyle w:val="ListParagraph"/>
-        <w:rPr>
-          <w:rFonts w:ascii="Arial Rounded MT Bold" w:hAnsi="Arial Rounded MT Bold"/>
-          <w:sz w:val="28"/>
-          <w:szCs w:val="28"/>
-        </w:rPr>
-      </w:pPr>
-    </w:p>
-    <w:p>
-      <w:pPr>
         <w:rPr>
           <w:rFonts w:ascii="Arial Rounded MT Bold" w:hAnsi="Arial Rounded MT Bold"/>
           <w:sz w:val="28"/>
@@ -1574,17 +1562,7 @@
           <w:sz w:val="28"/>
           <w:szCs w:val="28"/>
         </w:rPr>
-        <w:t>T</w:t>
-      </w:r>
-      <w:r>
-        <w:rPr>
-          <w:rFonts w:ascii="Arial Rounded MT Bold" w:hAnsi="Arial Rounded MT Bold"/>
-          <w:b/>
-          <w:bCs/>
-          <w:sz w:val="28"/>
-          <w:szCs w:val="28"/>
-        </w:rPr>
-        <w:t>ranslate</w:t>
+        <w:t>Translate</w:t>
       </w:r>
       <w:r>
         <w:rPr>
@@ -2086,73 +2064,7 @@
           <w:sz w:val="32"/>
           <w:szCs w:val="32"/>
         </w:rPr>
-        <w:t xml:space="preserve">Your code isn’t saved to Scratch. </w:t>
-      </w:r>
-      <w:r>
-        <w:rPr>
-          <w:rFonts w:ascii="Arial" w:hAnsi="Arial" w:cs="Arial"/>
-          <w:b/>
-          <w:bCs/>
-          <w:i/>
-          <w:sz w:val="32"/>
-          <w:szCs w:val="32"/>
-        </w:rPr>
-        <w:t>Save</w:t>
-      </w:r>
-      <w:r>
-        <w:rPr>
-          <w:rFonts w:ascii="Arial" w:hAnsi="Arial" w:cs="Arial"/>
-          <w:b/>
-          <w:bCs/>
-          <w:i/>
-          <w:sz w:val="32"/>
-          <w:szCs w:val="32"/>
-        </w:rPr>
-        <w:t xml:space="preserve"> </w:t>
-      </w:r>
-      <w:r>
-        <w:rPr>
-          <w:rFonts w:ascii="Arial" w:hAnsi="Arial" w:cs="Arial"/>
-          <w:b/>
-          <w:bCs/>
-          <w:i/>
-          <w:sz w:val="32"/>
-          <w:szCs w:val="32"/>
-        </w:rPr>
-        <w:t>it</w:t>
-      </w:r>
-      <w:r>
-        <w:rPr>
-          <w:rFonts w:ascii="Arial" w:hAnsi="Arial" w:cs="Arial"/>
-          <w:b/>
-          <w:bCs/>
-          <w:i/>
-          <w:sz w:val="32"/>
-          <w:szCs w:val="32"/>
-        </w:rPr>
-        <w:t xml:space="preserve"> </w:t>
-      </w:r>
-      <w:r>
-        <w:rPr>
-          <w:rFonts w:ascii="Arial" w:hAnsi="Arial" w:cs="Arial"/>
-          <w:b/>
-          <w:bCs/>
-          <w:i/>
-          <w:sz w:val="32"/>
-          <w:szCs w:val="32"/>
-        </w:rPr>
-        <w:t>on</w:t>
-      </w:r>
-      <w:r>
-        <w:rPr>
-          <w:rFonts w:ascii="Arial" w:hAnsi="Arial" w:cs="Arial"/>
-          <w:b/>
-          <w:bCs/>
-          <w:i/>
-          <w:sz w:val="32"/>
-          <w:szCs w:val="32"/>
-        </w:rPr>
-        <w:t xml:space="preserve"> a USB drive.</w:t>
+        <w:t>Your code isn’t saved to Scratch.</w:t>
       </w:r>
     </w:p>
     <w:sectPr>
@@ -2167,7 +2079,7 @@
 </file>
 
 <file path=word/endnotes.xml><?xml version="1.0" encoding="utf-8"?>
-<w:endnotes xmlns:wpc="http://schemas.microsoft.com/office/word/2010/wordprocessingCanvas" xmlns:cx="http://schemas.microsoft.com/office/drawing/2014/chartex" xmlns:cx1="http://schemas.microsoft.com/office/drawing/2015/9/8/chartex" xmlns:cx2="http://schemas.microsoft.com/office/drawing/2015/10/21/chartex" xmlns:cx3="http://schemas.microsoft.com/office/drawing/2016/5/9/chartex" xmlns:cx4="http://schemas.microsoft.com/office/drawing/2016/5/10/chartex" xmlns:cx5="http://schemas.microsoft.com/office/drawing/2016/5/11/chartex" xmlns:cx6="http://schemas.microsoft.com/office/drawing/2016/5/12/chartex" xmlns:cx7="http://schemas.microsoft.com/office/drawing/2016/5/13/chartex" xmlns:cx8="http://schemas.microsoft.com/office/drawing/2016/5/14/chartex" xmlns:mc="http://schemas.openxmlformats.org/markup-compatibility/2006" xmlns:aink="http://schemas.microsoft.com/office/drawing/2016/ink" xmlns:am3d="http://schemas.microsoft.com/office/drawing/2017/model3d" xmlns:o="urn:schemas-microsoft-com:office:office" xmlns:oel="http://schemas.microsoft.com/office/2019/extlst" xmlns:r="http://schemas.openxmlformats.org/officeDocument/2006/relationships" xmlns:m="http://schemas.openxmlformats.org/officeDocument/2006/math" xmlns:v="urn:schemas-microsoft-com:vml" xmlns:wp14="http://schemas.microsoft.com/office/word/2010/wordprocessingDrawing" xmlns:wp="http://schemas.openxmlformats.org/drawingml/2006/wordprocessingDrawing" xmlns:w10="urn:schemas-microsoft-com:office:word" xmlns:w="http://schemas.openxmlformats.org/wordprocessingml/2006/main" xmlns:w14="http://schemas.microsoft.com/office/word/2010/wordml" xmlns:w15="http://schemas.microsoft.com/office/word/2012/wordml" xmlns:w16cex="http://schemas.microsoft.com/office/word/2018/wordml/cex" xmlns:w16cid="http://schemas.microsoft.com/office/word/2016/wordml/cid" xmlns:w16="http://schemas.microsoft.com/office/word/2018/wordml" xmlns:w16sdtdh="http://schemas.microsoft.com/office/word/2020/wordml/sdtdatahash" xmlns:w16se="http://schemas.microsoft.com/office/word/2015/wordml/symex" xmlns:wpg="http://schemas.microsoft.com/office/word/2010/wordprocessingGroup" xmlns:wpi="http://schemas.microsoft.com/office/word/2010/wordprocessingInk" xmlns:wne="http://schemas.microsoft.com/office/word/2006/wordml" xmlns:wps="http://schemas.microsoft.com/office/word/2010/wordprocessingShape" mc:Ignorable="w14 w15 w16se w16cid w16 w16cex w16sdtdh wp14">
+<w:endnotes xmlns:wpc="http://schemas.microsoft.com/office/word/2010/wordprocessingCanvas" xmlns:cx="http://schemas.microsoft.com/office/drawing/2014/chartex" xmlns:cx1="http://schemas.microsoft.com/office/drawing/2015/9/8/chartex" xmlns:cx2="http://schemas.microsoft.com/office/drawing/2015/10/21/chartex" xmlns:cx3="http://schemas.microsoft.com/office/drawing/2016/5/9/chartex" xmlns:cx4="http://schemas.microsoft.com/office/drawing/2016/5/10/chartex" xmlns:cx5="http://schemas.microsoft.com/office/drawing/2016/5/11/chartex" xmlns:cx6="http://schemas.microsoft.com/office/drawing/2016/5/12/chartex" xmlns:cx7="http://schemas.microsoft.com/office/drawing/2016/5/13/chartex" xmlns:cx8="http://schemas.microsoft.com/office/drawing/2016/5/14/chartex" xmlns:mc="http://schemas.openxmlformats.org/markup-compatibility/2006" xmlns:aink="http://schemas.microsoft.com/office/drawing/2016/ink" xmlns:am3d="http://schemas.microsoft.com/office/drawing/2017/model3d" xmlns:o="urn:schemas-microsoft-com:office:office" xmlns:oel="http://schemas.microsoft.com/office/2019/extlst" xmlns:r="http://schemas.openxmlformats.org/officeDocument/2006/relationships" xmlns:m="http://schemas.openxmlformats.org/officeDocument/2006/math" xmlns:v="urn:schemas-microsoft-com:vml" xmlns:wp14="http://schemas.microsoft.com/office/word/2010/wordprocessingDrawing" xmlns:wp="http://schemas.openxmlformats.org/drawingml/2006/wordprocessingDrawing" xmlns:w10="urn:schemas-microsoft-com:office:word" xmlns:w="http://schemas.openxmlformats.org/wordprocessingml/2006/main" xmlns:w14="http://schemas.microsoft.com/office/word/2010/wordml" xmlns:w15="http://schemas.microsoft.com/office/word/2012/wordml" xmlns:w16cex="http://schemas.microsoft.com/office/word/2018/wordml/cex" xmlns:w16cid="http://schemas.microsoft.com/office/word/2016/wordml/cid" xmlns:w16="http://schemas.microsoft.com/office/word/2018/wordml" xmlns:w16du="http://schemas.microsoft.com/office/word/2023/wordml/word16du" xmlns:w16sdtdh="http://schemas.microsoft.com/office/word/2020/wordml/sdtdatahash" xmlns:w16sdtfl="http://schemas.microsoft.com/office/word/2024/wordml/sdtformatlock" xmlns:w16se="http://schemas.microsoft.com/office/word/2015/wordml/symex" xmlns:wpg="http://schemas.microsoft.com/office/word/2010/wordprocessingGroup" xmlns:wpi="http://schemas.microsoft.com/office/word/2010/wordprocessingInk" xmlns:wne="http://schemas.microsoft.com/office/word/2006/wordml" xmlns:wps="http://schemas.microsoft.com/office/word/2010/wordprocessingShape" mc:Ignorable="w14 w15 w16se w16cid w16 w16cex w16sdtdh w16sdtfl w16du wp14">
   <w:endnote w:type="separator" w:id="-1">
     <w:p>
       <w:r>
@@ -2186,7 +2098,7 @@
 </file>
 
 <file path=word/footer1.xml><?xml version="1.0" encoding="utf-8"?>
-<w:ftr xmlns:wpc="http://schemas.microsoft.com/office/word/2010/wordprocessingCanvas" xmlns:cx="http://schemas.microsoft.com/office/drawing/2014/chartex" xmlns:cx1="http://schemas.microsoft.com/office/drawing/2015/9/8/chartex" xmlns:cx2="http://schemas.microsoft.com/office/drawing/2015/10/21/chartex" xmlns:cx3="http://schemas.microsoft.com/office/drawing/2016/5/9/chartex" xmlns:cx4="http://schemas.microsoft.com/office/drawing/2016/5/10/chartex" xmlns:cx5="http://schemas.microsoft.com/office/drawing/2016/5/11/chartex" xmlns:cx6="http://schemas.microsoft.com/office/drawing/2016/5/12/chartex" xmlns:cx7="http://schemas.microsoft.com/office/drawing/2016/5/13/chartex" xmlns:cx8="http://schemas.microsoft.com/office/drawing/2016/5/14/chartex" xmlns:mc="http://schemas.openxmlformats.org/markup-compatibility/2006" xmlns:aink="http://schemas.microsoft.com/office/drawing/2016/ink" xmlns:am3d="http://schemas.microsoft.com/office/drawing/2017/model3d" xmlns:o="urn:schemas-microsoft-com:office:office" xmlns:oel="http://schemas.microsoft.com/office/2019/extlst" xmlns:r="http://schemas.openxmlformats.org/officeDocument/2006/relationships" xmlns:m="http://schemas.openxmlformats.org/officeDocument/2006/math" xmlns:v="urn:schemas-microsoft-com:vml" xmlns:wp14="http://schemas.microsoft.com/office/word/2010/wordprocessingDrawing" xmlns:wp="http://schemas.openxmlformats.org/drawingml/2006/wordprocessingDrawing" xmlns:w10="urn:schemas-microsoft-com:office:word" xmlns:w="http://schemas.openxmlformats.org/wordprocessingml/2006/main" xmlns:w14="http://schemas.microsoft.com/office/word/2010/wordml" xmlns:w15="http://schemas.microsoft.com/office/word/2012/wordml" xmlns:w16cex="http://schemas.microsoft.com/office/word/2018/wordml/cex" xmlns:w16cid="http://schemas.microsoft.com/office/word/2016/wordml/cid" xmlns:w16="http://schemas.microsoft.com/office/word/2018/wordml" xmlns:w16sdtdh="http://schemas.microsoft.com/office/word/2020/wordml/sdtdatahash" xmlns:w16se="http://schemas.microsoft.com/office/word/2015/wordml/symex" xmlns:wpg="http://schemas.microsoft.com/office/word/2010/wordprocessingGroup" xmlns:wpi="http://schemas.microsoft.com/office/word/2010/wordprocessingInk" xmlns:wne="http://schemas.microsoft.com/office/word/2006/wordml" xmlns:wps="http://schemas.microsoft.com/office/word/2010/wordprocessingShape" mc:Ignorable="w14 w15 w16se w16cid w16 w16cex w16sdtdh wp14">
+<w:ftr xmlns:wpc="http://schemas.microsoft.com/office/word/2010/wordprocessingCanvas" xmlns:cx="http://schemas.microsoft.com/office/drawing/2014/chartex" xmlns:cx1="http://schemas.microsoft.com/office/drawing/2015/9/8/chartex" xmlns:cx2="http://schemas.microsoft.com/office/drawing/2015/10/21/chartex" xmlns:cx3="http://schemas.microsoft.com/office/drawing/2016/5/9/chartex" xmlns:cx4="http://schemas.microsoft.com/office/drawing/2016/5/10/chartex" xmlns:cx5="http://schemas.microsoft.com/office/drawing/2016/5/11/chartex" xmlns:cx6="http://schemas.microsoft.com/office/drawing/2016/5/12/chartex" xmlns:cx7="http://schemas.microsoft.com/office/drawing/2016/5/13/chartex" xmlns:cx8="http://schemas.microsoft.com/office/drawing/2016/5/14/chartex" xmlns:mc="http://schemas.openxmlformats.org/markup-compatibility/2006" xmlns:aink="http://schemas.microsoft.com/office/drawing/2016/ink" xmlns:am3d="http://schemas.microsoft.com/office/drawing/2017/model3d" xmlns:o="urn:schemas-microsoft-com:office:office" xmlns:oel="http://schemas.microsoft.com/office/2019/extlst" xmlns:r="http://schemas.openxmlformats.org/officeDocument/2006/relationships" xmlns:m="http://schemas.openxmlformats.org/officeDocument/2006/math" xmlns:v="urn:schemas-microsoft-com:vml" xmlns:wp14="http://schemas.microsoft.com/office/word/2010/wordprocessingDrawing" xmlns:wp="http://schemas.openxmlformats.org/drawingml/2006/wordprocessingDrawing" xmlns:w10="urn:schemas-microsoft-com:office:word" xmlns:w="http://schemas.openxmlformats.org/wordprocessingml/2006/main" xmlns:w14="http://schemas.microsoft.com/office/word/2010/wordml" xmlns:w15="http://schemas.microsoft.com/office/word/2012/wordml" xmlns:w16cex="http://schemas.microsoft.com/office/word/2018/wordml/cex" xmlns:w16cid="http://schemas.microsoft.com/office/word/2016/wordml/cid" xmlns:w16="http://schemas.microsoft.com/office/word/2018/wordml" xmlns:w16du="http://schemas.microsoft.com/office/word/2023/wordml/word16du" xmlns:w16sdtdh="http://schemas.microsoft.com/office/word/2020/wordml/sdtdatahash" xmlns:w16sdtfl="http://schemas.microsoft.com/office/word/2024/wordml/sdtformatlock" xmlns:w16se="http://schemas.microsoft.com/office/word/2015/wordml/symex" xmlns:wpg="http://schemas.microsoft.com/office/word/2010/wordprocessingGroup" xmlns:wpi="http://schemas.microsoft.com/office/word/2010/wordprocessingInk" xmlns:wne="http://schemas.microsoft.com/office/word/2006/wordml" xmlns:wps="http://schemas.microsoft.com/office/word/2010/wordprocessingShape" mc:Ignorable="w14 w15 w16se w16cid w16 w16cex w16sdtdh w16sdtfl w16du wp14">
   <w:p>
     <w:pPr>
       <w:pStyle w:val="Footer"/>
@@ -2201,7 +2113,7 @@
 </file>
 
 <file path=word/footnotes.xml><?xml version="1.0" encoding="utf-8"?>
-<w:footnotes xmlns:wpc="http://schemas.microsoft.com/office/word/2010/wordprocessingCanvas" xmlns:cx="http://schemas.microsoft.com/office/drawing/2014/chartex" xmlns:cx1="http://schemas.microsoft.com/office/drawing/2015/9/8/chartex" xmlns:cx2="http://schemas.microsoft.com/office/drawing/2015/10/21/chartex" xmlns:cx3="http://schemas.microsoft.com/office/drawing/2016/5/9/chartex" xmlns:cx4="http://schemas.microsoft.com/office/drawing/2016/5/10/chartex" xmlns:cx5="http://schemas.microsoft.com/office/drawing/2016/5/11/chartex" xmlns:cx6="http://schemas.microsoft.com/office/drawing/2016/5/12/chartex" xmlns:cx7="http://schemas.microsoft.com/office/drawing/2016/5/13/chartex" xmlns:cx8="http://schemas.microsoft.com/office/drawing/2016/5/14/chartex" xmlns:mc="http://schemas.openxmlformats.org/markup-compatibility/2006" xmlns:aink="http://schemas.microsoft.com/office/drawing/2016/ink" xmlns:am3d="http://schemas.microsoft.com/office/drawing/2017/model3d" xmlns:o="urn:schemas-microsoft-com:office:office" xmlns:oel="http://schemas.microsoft.com/office/2019/extlst" xmlns:r="http://schemas.openxmlformats.org/officeDocument/2006/relationships" xmlns:m="http://schemas.openxmlformats.org/officeDocument/2006/math" xmlns:v="urn:schemas-microsoft-com:vml" xmlns:wp14="http://schemas.microsoft.com/office/word/2010/wordprocessingDrawing" xmlns:wp="http://schemas.openxmlformats.org/drawingml/2006/wordprocessingDrawing" xmlns:w10="urn:schemas-microsoft-com:office:word" xmlns:w="http://schemas.openxmlformats.org/wordprocessingml/2006/main" xmlns:w14="http://schemas.microsoft.com/office/word/2010/wordml" xmlns:w15="http://schemas.microsoft.com/office/word/2012/wordml" xmlns:w16cex="http://schemas.microsoft.com/office/word/2018/wordml/cex" xmlns:w16cid="http://schemas.microsoft.com/office/word/2016/wordml/cid" xmlns:w16="http://schemas.microsoft.com/office/word/2018/wordml" xmlns:w16sdtdh="http://schemas.microsoft.com/office/word/2020/wordml/sdtdatahash" xmlns:w16se="http://schemas.microsoft.com/office/word/2015/wordml/symex" xmlns:wpg="http://schemas.microsoft.com/office/word/2010/wordprocessingGroup" xmlns:wpi="http://schemas.microsoft.com/office/word/2010/wordprocessingInk" xmlns:wne="http://schemas.microsoft.com/office/word/2006/wordml" xmlns:wps="http://schemas.microsoft.com/office/word/2010/wordprocessingShape" mc:Ignorable="w14 w15 w16se w16cid w16 w16cex w16sdtdh wp14">
+<w:footnotes xmlns:wpc="http://schemas.microsoft.com/office/word/2010/wordprocessingCanvas" xmlns:cx="http://schemas.microsoft.com/office/drawing/2014/chartex" xmlns:cx1="http://schemas.microsoft.com/office/drawing/2015/9/8/chartex" xmlns:cx2="http://schemas.microsoft.com/office/drawing/2015/10/21/chartex" xmlns:cx3="http://schemas.microsoft.com/office/drawing/2016/5/9/chartex" xmlns:cx4="http://schemas.microsoft.com/office/drawing/2016/5/10/chartex" xmlns:cx5="http://schemas.microsoft.com/office/drawing/2016/5/11/chartex" xmlns:cx6="http://schemas.microsoft.com/office/drawing/2016/5/12/chartex" xmlns:cx7="http://schemas.microsoft.com/office/drawing/2016/5/13/chartex" xmlns:cx8="http://schemas.microsoft.com/office/drawing/2016/5/14/chartex" xmlns:mc="http://schemas.openxmlformats.org/markup-compatibility/2006" xmlns:aink="http://schemas.microsoft.com/office/drawing/2016/ink" xmlns:am3d="http://schemas.microsoft.com/office/drawing/2017/model3d" xmlns:o="urn:schemas-microsoft-com:office:office" xmlns:oel="http://schemas.microsoft.com/office/2019/extlst" xmlns:r="http://schemas.openxmlformats.org/officeDocument/2006/relationships" xmlns:m="http://schemas.openxmlformats.org/officeDocument/2006/math" xmlns:v="urn:schemas-microsoft-com:vml" xmlns:wp14="http://schemas.microsoft.com/office/word/2010/wordprocessingDrawing" xmlns:wp="http://schemas.openxmlformats.org/drawingml/2006/wordprocessingDrawing" xmlns:w10="urn:schemas-microsoft-com:office:word" xmlns:w="http://schemas.openxmlformats.org/wordprocessingml/2006/main" xmlns:w14="http://schemas.microsoft.com/office/word/2010/wordml" xmlns:w15="http://schemas.microsoft.com/office/word/2012/wordml" xmlns:w16cex="http://schemas.microsoft.com/office/word/2018/wordml/cex" xmlns:w16cid="http://schemas.microsoft.com/office/word/2016/wordml/cid" xmlns:w16="http://schemas.microsoft.com/office/word/2018/wordml" xmlns:w16du="http://schemas.microsoft.com/office/word/2023/wordml/word16du" xmlns:w16sdtdh="http://schemas.microsoft.com/office/word/2020/wordml/sdtdatahash" xmlns:w16sdtfl="http://schemas.microsoft.com/office/word/2024/wordml/sdtformatlock" xmlns:w16se="http://schemas.microsoft.com/office/word/2015/wordml/symex" xmlns:wpg="http://schemas.microsoft.com/office/word/2010/wordprocessingGroup" xmlns:wpi="http://schemas.microsoft.com/office/word/2010/wordprocessingInk" xmlns:wne="http://schemas.microsoft.com/office/word/2006/wordml" xmlns:wps="http://schemas.microsoft.com/office/word/2010/wordprocessingShape" mc:Ignorable="w14 w15 w16se w16cid w16 w16cex w16sdtdh w16sdtfl w16du wp14">
   <w:footnote w:type="separator" w:id="-1">
     <w:p>
       <w:r>
@@ -2220,7 +2132,7 @@
 </file>
 
 <file path=word/numbering.xml><?xml version="1.0" encoding="utf-8"?>
-<w:numbering xmlns:wpc="http://schemas.microsoft.com/office/word/2010/wordprocessingCanvas" xmlns:cx="http://schemas.microsoft.com/office/drawing/2014/chartex" xmlns:cx1="http://schemas.microsoft.com/office/drawing/2015/9/8/chartex" xmlns:cx2="http://schemas.microsoft.com/office/drawing/2015/10/21/chartex" xmlns:cx3="http://schemas.microsoft.com/office/drawing/2016/5/9/chartex" xmlns:cx4="http://schemas.microsoft.com/office/drawing/2016/5/10/chartex" xmlns:cx5="http://schemas.microsoft.com/office/drawing/2016/5/11/chartex" xmlns:cx6="http://schemas.microsoft.com/office/drawing/2016/5/12/chartex" xmlns:cx7="http://schemas.microsoft.com/office/drawing/2016/5/13/chartex" xmlns:cx8="http://schemas.microsoft.com/office/drawing/2016/5/14/chartex" xmlns:mc="http://schemas.openxmlformats.org/markup-compatibility/2006" xmlns:aink="http://schemas.microsoft.com/office/drawing/2016/ink" xmlns:am3d="http://schemas.microsoft.com/office/drawing/2017/model3d" xmlns:o="urn:schemas-microsoft-com:office:office" xmlns:oel="http://schemas.microsoft.com/office/2019/extlst" xmlns:r="http://schemas.openxmlformats.org/officeDocument/2006/relationships" xmlns:m="http://schemas.openxmlformats.org/officeDocument/2006/math" xmlns:v="urn:schemas-microsoft-com:vml" xmlns:wp14="http://schemas.microsoft.com/office/word/2010/wordprocessingDrawing" xmlns:wp="http://schemas.openxmlformats.org/drawingml/2006/wordprocessingDrawing" xmlns:w10="urn:schemas-microsoft-com:office:word" xmlns:w="http://schemas.openxmlformats.org/wordprocessingml/2006/main" xmlns:w14="http://schemas.microsoft.com/office/word/2010/wordml" xmlns:w15="http://schemas.microsoft.com/office/word/2012/wordml" xmlns:w16cex="http://schemas.microsoft.com/office/word/2018/wordml/cex" xmlns:w16cid="http://schemas.microsoft.com/office/word/2016/wordml/cid" xmlns:w16="http://schemas.microsoft.com/office/word/2018/wordml" xmlns:w16sdtdh="http://schemas.microsoft.com/office/word/2020/wordml/sdtdatahash" xmlns:w16se="http://schemas.microsoft.com/office/word/2015/wordml/symex" xmlns:wpg="http://schemas.microsoft.com/office/word/2010/wordprocessingGroup" xmlns:wpi="http://schemas.microsoft.com/office/word/2010/wordprocessingInk" xmlns:wne="http://schemas.microsoft.com/office/word/2006/wordml" xmlns:wps="http://schemas.microsoft.com/office/word/2010/wordprocessingShape" mc:Ignorable="w14 w15 w16se w16cid w16 w16cex w16sdtdh wp14">
+<w:numbering xmlns:wpc="http://schemas.microsoft.com/office/word/2010/wordprocessingCanvas" xmlns:cx="http://schemas.microsoft.com/office/drawing/2014/chartex" xmlns:cx1="http://schemas.microsoft.com/office/drawing/2015/9/8/chartex" xmlns:cx2="http://schemas.microsoft.com/office/drawing/2015/10/21/chartex" xmlns:cx3="http://schemas.microsoft.com/office/drawing/2016/5/9/chartex" xmlns:cx4="http://schemas.microsoft.com/office/drawing/2016/5/10/chartex" xmlns:cx5="http://schemas.microsoft.com/office/drawing/2016/5/11/chartex" xmlns:cx6="http://schemas.microsoft.com/office/drawing/2016/5/12/chartex" xmlns:cx7="http://schemas.microsoft.com/office/drawing/2016/5/13/chartex" xmlns:cx8="http://schemas.microsoft.com/office/drawing/2016/5/14/chartex" xmlns:mc="http://schemas.openxmlformats.org/markup-compatibility/2006" xmlns:aink="http://schemas.microsoft.com/office/drawing/2016/ink" xmlns:am3d="http://schemas.microsoft.com/office/drawing/2017/model3d" xmlns:o="urn:schemas-microsoft-com:office:office" xmlns:oel="http://schemas.microsoft.com/office/2019/extlst" xmlns:r="http://schemas.openxmlformats.org/officeDocument/2006/relationships" xmlns:m="http://schemas.openxmlformats.org/officeDocument/2006/math" xmlns:v="urn:schemas-microsoft-com:vml" xmlns:wp14="http://schemas.microsoft.com/office/word/2010/wordprocessingDrawing" xmlns:wp="http://schemas.openxmlformats.org/drawingml/2006/wordprocessingDrawing" xmlns:w10="urn:schemas-microsoft-com:office:word" xmlns:w="http://schemas.openxmlformats.org/wordprocessingml/2006/main" xmlns:w14="http://schemas.microsoft.com/office/word/2010/wordml" xmlns:w15="http://schemas.microsoft.com/office/word/2012/wordml" xmlns:w16cex="http://schemas.microsoft.com/office/word/2018/wordml/cex" xmlns:w16cid="http://schemas.microsoft.com/office/word/2016/wordml/cid" xmlns:w16="http://schemas.microsoft.com/office/word/2018/wordml" xmlns:w16du="http://schemas.microsoft.com/office/word/2023/wordml/word16du" xmlns:w16sdtdh="http://schemas.microsoft.com/office/word/2020/wordml/sdtdatahash" xmlns:w16sdtfl="http://schemas.microsoft.com/office/word/2024/wordml/sdtformatlock" xmlns:w16se="http://schemas.microsoft.com/office/word/2015/wordml/symex" xmlns:wpg="http://schemas.microsoft.com/office/word/2010/wordprocessingGroup" xmlns:wpi="http://schemas.microsoft.com/office/word/2010/wordprocessingInk" xmlns:wne="http://schemas.microsoft.com/office/word/2006/wordml" xmlns:wps="http://schemas.microsoft.com/office/word/2010/wordprocessingShape" mc:Ignorable="w14 w15 w16se w16cid w16 w16cex w16sdtdh w16sdtfl w16du wp14">
   <w:abstractNum w:abstractNumId="0" w15:restartNumberingAfterBreak="0">
     <w:nsid w:val="057F12FC"/>
     <w:multiLevelType w:val="hybridMultilevel"/>
@@ -4545,7 +4457,7 @@
 </file>
 
 <file path=word/styles.xml><?xml version="1.0" encoding="utf-8"?>
-<w:styles xmlns:mc="http://schemas.openxmlformats.org/markup-compatibility/2006" xmlns:r="http://schemas.openxmlformats.org/officeDocument/2006/relationships" xmlns:w="http://schemas.openxmlformats.org/wordprocessingml/2006/main" xmlns:w14="http://schemas.microsoft.com/office/word/2010/wordml" xmlns:w15="http://schemas.microsoft.com/office/word/2012/wordml" xmlns:w16cex="http://schemas.microsoft.com/office/word/2018/wordml/cex" xmlns:w16cid="http://schemas.microsoft.com/office/word/2016/wordml/cid" xmlns:w16="http://schemas.microsoft.com/office/word/2018/wordml" xmlns:w16sdtdh="http://schemas.microsoft.com/office/word/2020/wordml/sdtdatahash" xmlns:w16se="http://schemas.microsoft.com/office/word/2015/wordml/symex" mc:Ignorable="w14 w15 w16se w16cid w16 w16cex w16sdtdh">
+<w:styles xmlns:mc="http://schemas.openxmlformats.org/markup-compatibility/2006" xmlns:r="http://schemas.openxmlformats.org/officeDocument/2006/relationships" xmlns:w="http://schemas.openxmlformats.org/wordprocessingml/2006/main" xmlns:w14="http://schemas.microsoft.com/office/word/2010/wordml" xmlns:w15="http://schemas.microsoft.com/office/word/2012/wordml" xmlns:w16cex="http://schemas.microsoft.com/office/word/2018/wordml/cex" xmlns:w16cid="http://schemas.microsoft.com/office/word/2016/wordml/cid" xmlns:w16="http://schemas.microsoft.com/office/word/2018/wordml" xmlns:w16du="http://schemas.microsoft.com/office/word/2023/wordml/word16du" xmlns:w16sdtdh="http://schemas.microsoft.com/office/word/2020/wordml/sdtdatahash" xmlns:w16sdtfl="http://schemas.microsoft.com/office/word/2024/wordml/sdtformatlock" xmlns:w16se="http://schemas.microsoft.com/office/word/2015/wordml/symex" mc:Ignorable="w14 w15 w16se w16cid w16 w16cex w16sdtdh w16sdtfl w16du">
   <w:docDefaults>
     <w:rPrDefault>
       <w:rPr>
@@ -5481,4 +5393,10 @@
     </a:ext>
   </a:extLst>
 </a:theme>
+</file>
+
+<file path=docMetadata/LabelInfo.xml><?xml version="1.0" encoding="utf-8"?>
+<clbl:labelList xmlns:clbl="http://schemas.microsoft.com/office/2020/mipLabelMetadata">
+  <clbl:label id="{fc0de803-e079-4d4f-96bc-6f3b3b6923e3}" enabled="1" method="Privileged" siteId="{07ef1208-413c-4b5e-9cdd-64ef305754f0}" contentBits="0" removed="0"/>
+</clbl:labelList>
 </file>